--- a/vvdn/protocols/can/can-circuit-and-hardware-connections.docx
+++ b/vvdn/protocols/can/can-circuit-and-hardware-connections.docx
@@ -238,7 +238,7 @@
           <w:color w:val="282C34"/>
           <w:sz w:val="21"/>
         </w:rPr>
-        <w:t>The $V_{IO}$ Logic Translation Pin</w:t>
+        <w:t>The V_IO Logic Translation Pin</w:t>
       </w:r>
       <w:r>
         <w:rPr>
@@ -259,52 +259,7 @@
           <w:color w:val="282C34"/>
           <w:sz w:val="21"/>
         </w:rPr>
-        <w:t xml:space="preserve">The differential bus drivers require a </w:t>
-      </w:r>
-      <w:r>
-        <w:rPr>
-          <w:i/>
-          <w:color w:val="145AA0"/>
-          <w:sz w:val="21"/>
-        </w:rPr>
-        <w:t>+5.0\,V</w:t>
-      </w:r>
-      <w:r>
-        <w:rPr>
-          <w:color w:val="282C34"/>
-          <w:sz w:val="21"/>
-        </w:rPr>
-        <w:t xml:space="preserve"> supply (</w:t>
-      </w:r>
-      <w:r>
-        <w:rPr>
-          <w:i/>
-          <w:color w:val="145AA0"/>
-          <w:sz w:val="21"/>
-        </w:rPr>
-        <w:t>V_{CC</w:t>
-      </w:r>
-      <w:r>
-        <w:rPr>
-          <w:color w:val="282C34"/>
-          <w:sz w:val="21"/>
-        </w:rPr>
-        <w:t xml:space="preserve">) to generate the standard </w:t>
-      </w:r>
-      <w:r>
-        <w:rPr>
-          <w:i/>
-          <w:color w:val="145AA0"/>
-          <w:sz w:val="21"/>
-        </w:rPr>
-        <w:t>+2.5\,V \dots +3.5\,V</w:t>
-      </w:r>
-      <w:r>
-        <w:rPr>
-          <w:color w:val="282C34"/>
-          <w:sz w:val="21"/>
-        </w:rPr>
-        <w:t xml:space="preserve"> dominant differential voltages.</w:t>
+        <w:t>The differential bus drivers require a +5.0 V supply (V_CC) to generate the standard +2.5 V ... +3.5 V dominant differential voltages.</w:t>
       </w:r>
     </w:p>
     <w:p>
@@ -318,22 +273,7 @@
           <w:color w:val="282C34"/>
           <w:sz w:val="21"/>
         </w:rPr>
-        <w:t xml:space="preserve">However, modern microcontrollers operate on </w:t>
-      </w:r>
-      <w:r>
-        <w:rPr>
-          <w:i/>
-          <w:color w:val="145AA0"/>
-          <w:sz w:val="21"/>
-        </w:rPr>
-        <w:t>+3.3\,V</w:t>
-      </w:r>
-      <w:r>
-        <w:rPr>
-          <w:color w:val="282C34"/>
-          <w:sz w:val="21"/>
-        </w:rPr>
-        <w:t xml:space="preserve"> logic.</w:t>
+        <w:t>However, modern microcontrollers operate on +3.3 V logic.</w:t>
       </w:r>
     </w:p>
     <w:p>
@@ -347,22 +287,7 @@
           <w:color w:val="282C34"/>
           <w:sz w:val="21"/>
         </w:rPr>
-        <w:t xml:space="preserve">Connecting </w:t>
-      </w:r>
-      <w:r>
-        <w:rPr>
-          <w:i/>
-          <w:color w:val="145AA0"/>
-          <w:sz w:val="21"/>
-        </w:rPr>
-        <w:t>+3.3\,V</w:t>
-      </w:r>
-      <w:r>
-        <w:rPr>
-          <w:color w:val="282C34"/>
-          <w:sz w:val="21"/>
-        </w:rPr>
-        <w:t xml:space="preserve"> to the </w:t>
+        <w:t xml:space="preserve">Connecting +3.3 V to the </w:t>
       </w:r>
       <w:r>
         <w:rPr>
@@ -370,29 +295,14 @@
           <w:color w:val="282C34"/>
           <w:sz w:val="21"/>
         </w:rPr>
-        <w:t>$V_{IO}$ pin</w:t>
+        <w:t>V_IO pin</w:t>
       </w:r>
       <w:r>
         <w:rPr>
           <w:color w:val="282C34"/>
           <w:sz w:val="21"/>
         </w:rPr>
-        <w:t xml:space="preserve"> (available on TJA1051T/3, TCAN1042V) shifts the TXD and RXD logic thresholds directly to </w:t>
-      </w:r>
-      <w:r>
-        <w:rPr>
-          <w:i/>
-          <w:color w:val="145AA0"/>
-          <w:sz w:val="21"/>
-        </w:rPr>
-        <w:t>+3.3\,V</w:t>
-      </w:r>
-      <w:r>
-        <w:rPr>
-          <w:color w:val="282C34"/>
-          <w:sz w:val="21"/>
-        </w:rPr>
-        <w:t>, eliminating the need for external level shifters!</w:t>
+        <w:t xml:space="preserve"> (available on TJA1051T/3, TCAN1042V) shifts the TXD and RXD logic thresholds directly to +3.3 V, eliminating the need for external level shifters!</w:t>
       </w:r>
     </w:p>
     <w:p>
@@ -478,24 +388,7 @@
           <w:color w:val="184C78"/>
           <w:sz w:val="28"/>
         </w:rPr>
-        <w:t>2. Split Termination Network (</w:t>
-      </w:r>
-      <w:r>
-        <w:rPr>
-          <w:b/>
-          <w:i/>
-          <w:color w:val="145AA0"/>
-          <w:sz w:val="28"/>
-        </w:rPr>
-        <w:t>60\Omega + 60\Omega</w:t>
-      </w:r>
-      <w:r>
-        <w:rPr>
-          <w:b/>
-          <w:color w:val="184C78"/>
-          <w:sz w:val="28"/>
-        </w:rPr>
-        <w:t xml:space="preserve"> with Center Capacitor)</w:t>
+        <w:t>2. Split Termination Network (60Ω + 60Ω with Center Capacitor)</w:t>
       </w:r>
     </w:p>
     <w:p>
@@ -507,22 +400,7 @@
           <w:color w:val="282C34"/>
           <w:sz w:val="21"/>
         </w:rPr>
-        <w:t xml:space="preserve">While a single </w:t>
-      </w:r>
-      <w:r>
-        <w:rPr>
-          <w:i/>
-          <w:color w:val="145AA0"/>
-          <w:sz w:val="21"/>
-        </w:rPr>
-        <w:t>120\,\Omega</w:t>
-      </w:r>
-      <w:r>
-        <w:rPr>
-          <w:color w:val="282C34"/>
-          <w:sz w:val="21"/>
-        </w:rPr>
-        <w:t xml:space="preserve"> resistor across CANH and CANL provides basic differential impedance matching, automotive OEMs mandate </w:t>
+        <w:t xml:space="preserve">While a single 120 Ω resistor across CANH and CANL provides basic differential impedance matching, automotive OEMs mandate </w:t>
       </w:r>
       <w:r>
         <w:rPr>
@@ -614,24 +492,7 @@
           <w:color w:val="4682B4"/>
           <w:sz w:val="24"/>
         </w:rPr>
-        <w:t xml:space="preserve">Why Split Termination is Superior to Single </w:t>
-      </w:r>
-      <w:r>
-        <w:rPr>
-          <w:b/>
-          <w:i/>
-          <w:color w:val="145AA0"/>
-          <w:sz w:val="24"/>
-        </w:rPr>
-        <w:t>120\,\Omega</w:t>
-      </w:r>
-      <w:r>
-        <w:rPr>
-          <w:b/>
-          <w:color w:val="4682B4"/>
-          <w:sz w:val="24"/>
-        </w:rPr>
-        <w:t>:</w:t>
+        <w:t>Why Split Termination is Superior to Single 120 Ω:</w:t>
       </w:r>
     </w:p>
     <w:p>
@@ -653,22 +514,7 @@
           <w:color w:val="282C34"/>
           <w:sz w:val="21"/>
         </w:rPr>
-        <w:t xml:space="preserve">: </w:t>
-      </w:r>
-      <w:r>
-        <w:rPr>
-          <w:i/>
-          <w:color w:val="145AA0"/>
-          <w:sz w:val="21"/>
-        </w:rPr>
-        <w:t>R_{diff = R_1 + R_2 = 60.4\,\Omega + 60.4\,\Omega \approx 120.8\,\Omega</w:t>
-      </w:r>
-      <w:r>
-        <w:rPr>
-          <w:color w:val="282C34"/>
-          <w:sz w:val="21"/>
-        </w:rPr>
-        <w:t xml:space="preserve"> (perfect differential impedance matching).</w:t>
+        <w:t>: R_diff = R_1 + R_2 = 60.4 Ω + 60.4 Ω ≈ 120.8 Ω (perfect differential impedance matching).</w:t>
       </w:r>
     </w:p>
     <w:p>
@@ -693,32 +539,50 @@
         <w:t>: Common-mode noise appearing equally on CAN_H and CAN_L sees the center node as a virtual AC ground:</w:t>
       </w:r>
     </w:p>
-    <w:p>
-      <w:pPr>
-        <w:spacing w:after="80"/>
-      </w:pPr>
-      <w:r>
-        <w:rPr>
-          <w:i/>
-          <w:color w:val="145AA0"/>
-          <w:sz w:val="21"/>
-        </w:rPr>
-      </w:r>
-      <w:r>
-        <w:rPr>
-          <w:color w:val="282C34"/>
-          <w:sz w:val="21"/>
-        </w:rPr>
-        <w:t>f_{cutoff} = \frac{1}{2 \pi \cdot (R/2) \cdot C_{split}} = \frac{1}{2 \pi \cdot (30\,\Omega) \cdot (4.7\,\text{nF})} \approx 1.13\,\text{MHz}</w:t>
-      </w:r>
-      <w:r>
-        <w:rPr>
-          <w:i/>
-          <w:color w:val="145AA0"/>
-          <w:sz w:val="21"/>
-        </w:rPr>
-      </w:r>
-    </w:p>
+    <w:tbl>
+      <w:tblPr>
+        <w:tblW w:type="auto" w:w="0"/>
+        <w:jc w:val="center"/>
+        <w:tblLook w:firstColumn="1" w:firstRow="1" w:lastColumn="0" w:lastRow="0" w:noHBand="0" w:noVBand="1" w:val="04A0"/>
+      </w:tblPr>
+      <w:tblGrid>
+        <w:gridCol w:w="9792"/>
+      </w:tblGrid>
+      <w:tr>
+        <w:tc>
+          <w:tcPr>
+            <w:tcW w:type="dxa" w:w="9792"/>
+            <w:shd w:fill="F5F6F8"/>
+            <w:tcMar>
+              <w:top w:w="80" w:type="dxa"/>
+              <w:bottom w:w="80" w:type="dxa"/>
+              <w:left w:w="140" w:type="dxa"/>
+              <w:right w:w="140" w:type="dxa"/>
+            </w:tcMar>
+            <w:tcBorders>
+              <w:left w:val="single" w:sz="18" w:space="0" w:color="CBD5E0"/>
+              <w:top w:val="none"/>
+              <w:right w:val="none"/>
+              <w:bottom w:val="none"/>
+            </w:tcBorders>
+          </w:tcPr>
+          <w:p>
+            <w:pPr>
+              <w:spacing w:line="240" w:lineRule="auto" w:after="0"/>
+            </w:pPr>
+            <w:r>
+              <w:rPr>
+                <w:rFonts w:ascii="Consolas" w:hAnsi="Consolas"/>
+                <w:color w:val="2D3748"/>
+                <w:sz w:val="18"/>
+              </w:rPr>
+              <w:t>f_cutoff = 1 / (2 π * (R/2) * C_split) = 1 / (2 π * (30 Ω) * (4.7 nF)) ≈ 1.13 MHz</w:t>
+            </w:r>
+          </w:p>
+        </w:tc>
+      </w:tr>
+    </w:tbl>
+    <w:p/>
     <w:p>
       <w:pPr>
         <w:spacing w:after="80"/>
@@ -857,7 +721,7 @@
           <w:color w:val="282C34"/>
           <w:sz w:val="21"/>
         </w:rPr>
-        <w:t>Common Mode Choke (CMC, $51\,\mu\text{H} \dots 100\,\mu\text{H}$)</w:t>
+        <w:t>Common Mode Choke (CMC, 51 µH ... 100 µH)</w:t>
       </w:r>
       <w:r>
         <w:rPr>
@@ -906,52 +770,7 @@
           <w:color w:val="282C34"/>
           <w:sz w:val="21"/>
         </w:rPr>
-        <w:t xml:space="preserve">Unwanted common-mode noise currents induce opposing flux that chokes out the disturbance, providing up to </w:t>
-      </w:r>
-      <w:r>
-        <w:rPr>
-          <w:i/>
-          <w:color w:val="145AA0"/>
-          <w:sz w:val="21"/>
-        </w:rPr>
-        <w:t>30\,dB</w:t>
-      </w:r>
-      <w:r>
-        <w:rPr>
-          <w:color w:val="282C34"/>
-          <w:sz w:val="21"/>
-        </w:rPr>
-        <w:t xml:space="preserve"> attenuation between </w:t>
-      </w:r>
-      <w:r>
-        <w:rPr>
-          <w:i/>
-          <w:color w:val="145AA0"/>
-          <w:sz w:val="21"/>
-        </w:rPr>
-        <w:t>10\,MHz</w:t>
-      </w:r>
-      <w:r>
-        <w:rPr>
-          <w:color w:val="282C34"/>
-          <w:sz w:val="21"/>
-        </w:rPr>
-        <w:t xml:space="preserve"> and </w:t>
-      </w:r>
-      <w:r>
-        <w:rPr>
-          <w:i/>
-          <w:color w:val="145AA0"/>
-          <w:sz w:val="21"/>
-        </w:rPr>
-        <w:t>100\,MHz</w:t>
-      </w:r>
-      <w:r>
-        <w:rPr>
-          <w:color w:val="282C34"/>
-          <w:sz w:val="21"/>
-        </w:rPr>
-        <w:t>.</w:t>
+        <w:t>Unwanted common-mode noise currents induce opposing flux that chokes out the disturbance, providing up to 30 dB attenuation between 10 MHz and 100 MHz.</w:t>
       </w:r>
     </w:p>
     <w:p>
@@ -1001,37 +820,7 @@
           <w:color w:val="282C34"/>
           <w:sz w:val="21"/>
         </w:rPr>
-        <w:t>Ultra-low capacitance (</w:t>
-      </w:r>
-      <w:r>
-        <w:rPr>
-          <w:i/>
-          <w:color w:val="145AA0"/>
-          <w:sz w:val="21"/>
-        </w:rPr>
-        <w:t>C_d &lt; 15\,pF</w:t>
-      </w:r>
-      <w:r>
-        <w:rPr>
-          <w:color w:val="282C34"/>
-          <w:sz w:val="21"/>
-        </w:rPr>
-        <w:t xml:space="preserve">) to prevent distorting </w:t>
-      </w:r>
-      <w:r>
-        <w:rPr>
-          <w:i/>
-          <w:color w:val="145AA0"/>
-          <w:sz w:val="21"/>
-        </w:rPr>
-        <w:t>2\,Mbps - 5\,Mbps</w:t>
-      </w:r>
-      <w:r>
-        <w:rPr>
-          <w:color w:val="282C34"/>
-          <w:sz w:val="21"/>
-        </w:rPr>
-        <w:t xml:space="preserve"> CAN FD bit edges.</w:t>
+        <w:t>Ultra-low capacitance (C_d &lt; 15 pF) to prevent distorting 2 Mbps - 5 Mbps CAN FD bit edges.</w:t>
       </w:r>
     </w:p>
     <w:p>
@@ -1045,22 +834,7 @@
           <w:color w:val="282C34"/>
           <w:sz w:val="21"/>
         </w:rPr>
-        <w:t xml:space="preserve">Withstands </w:t>
-      </w:r>
-      <w:r>
-        <w:rPr>
-          <w:i/>
-          <w:color w:val="145AA0"/>
-          <w:sz w:val="21"/>
-        </w:rPr>
-        <w:t>± 30\,kV</w:t>
-      </w:r>
-      <w:r>
-        <w:rPr>
-          <w:color w:val="282C34"/>
-          <w:sz w:val="21"/>
-        </w:rPr>
-        <w:t xml:space="preserve"> ESD contact discharges (IEC 61000-4-2) and ISO 7637-2 electrical transients.</w:t>
+        <w:t>Withstands ± 30 kV ESD contact discharges (IEC 61000-4-2) and ISO 7637-2 electrical transients.</w:t>
       </w:r>
     </w:p>
     <w:p>
@@ -1345,22 +1119,7 @@
           <w:color w:val="282C34"/>
           <w:sz w:val="21"/>
         </w:rPr>
-        <w:t xml:space="preserve">Exactly two </w:t>
-      </w:r>
-      <w:r>
-        <w:rPr>
-          <w:i/>
-          <w:color w:val="145AA0"/>
-          <w:sz w:val="21"/>
-        </w:rPr>
-        <w:t>120\,\Omega</w:t>
-      </w:r>
-      <w:r>
-        <w:rPr>
-          <w:color w:val="282C34"/>
-          <w:sz w:val="21"/>
-        </w:rPr>
-        <w:t xml:space="preserve"> termination networks must exist across the entire network—one at each physical extreme.</w:t>
+        <w:t>Exactly two 120 Ω termination networks must exist across the entire network—one at each physical extreme.</w:t>
       </w:r>
     </w:p>
     <w:p>
@@ -1377,30 +1136,74 @@
         <w:t>Total bus DC resistance measured with an ohmmeter between CAN_H and CAN_L with power OFF must read:</w:t>
       </w:r>
     </w:p>
+    <w:tbl>
+      <w:tblPr>
+        <w:tblW w:type="auto" w:w="0"/>
+        <w:jc w:val="center"/>
+        <w:tblLook w:firstColumn="1" w:firstRow="1" w:lastColumn="0" w:lastRow="0" w:noHBand="0" w:noVBand="1" w:val="04A0"/>
+      </w:tblPr>
+      <w:tblGrid>
+        <w:gridCol w:w="9792"/>
+      </w:tblGrid>
+      <w:tr>
+        <w:tc>
+          <w:tcPr>
+            <w:tcW w:type="dxa" w:w="9792"/>
+            <w:shd w:fill="F5F6F8"/>
+            <w:tcMar>
+              <w:top w:w="80" w:type="dxa"/>
+              <w:bottom w:w="80" w:type="dxa"/>
+              <w:left w:w="140" w:type="dxa"/>
+              <w:right w:w="140" w:type="dxa"/>
+            </w:tcMar>
+            <w:tcBorders>
+              <w:left w:val="single" w:sz="18" w:space="0" w:color="CBD5E0"/>
+              <w:top w:val="none"/>
+              <w:right w:val="none"/>
+              <w:bottom w:val="none"/>
+            </w:tcBorders>
+          </w:tcPr>
+          <w:p>
+            <w:pPr>
+              <w:spacing w:line="240" w:lineRule="auto" w:after="0"/>
+            </w:pPr>
+            <w:r>
+              <w:rPr>
+                <w:rFonts w:ascii="Consolas" w:hAnsi="Consolas"/>
+                <w:color w:val="2D3748"/>
+                <w:sz w:val="18"/>
+              </w:rPr>
+              <w:t>R_bus,total = 120 Ω || 120 Ω = 60 Ω</w:t>
+            </w:r>
+          </w:p>
+        </w:tc>
+      </w:tr>
+    </w:tbl>
+    <w:p/>
     <w:p>
       <w:pPr>
         <w:spacing w:after="80"/>
       </w:pPr>
       <w:r>
         <w:rPr>
-          <w:i/>
-          <w:color w:val="145AA0"/>
+          <w:color w:val="282C34"/>
           <w:sz w:val="21"/>
         </w:rPr>
+        <w:t>Where:</w:t>
       </w:r>
+    </w:p>
+    <w:p>
+      <w:pPr>
+        <w:pStyle w:val="ListBullet"/>
+        <w:spacing w:after="40"/>
+        <w:ind w:left="360"/>
+      </w:pPr>
       <w:r>
         <w:rPr>
           <w:color w:val="282C34"/>
           <w:sz w:val="21"/>
         </w:rPr>
-        <w:t>R_{bus,total} = 120\,\Omega \parallel 120\,\Omega \approx 60\,\Omega</w:t>
-      </w:r>
-      <w:r>
-        <w:rPr>
-          <w:i/>
-          <w:color w:val="145AA0"/>
-          <w:sz w:val="21"/>
-        </w:rPr>
+        <w:t>R_bus,total: Total equivalent DC differential bus termination resistance across CAN_H and CAN_L (Ω)</w:t>
       </w:r>
     </w:p>
     <w:p>
@@ -1415,7 +1218,7 @@
           <w:color w:val="282C34"/>
           <w:sz w:val="21"/>
         </w:rPr>
-        <w:t>Keep Stubs Shorter than $0.3\,\text{m}$</w:t>
+        <w:t>Keep Stubs Shorter than 0.3 m</w:t>
       </w:r>
       <w:r>
         <w:rPr>
@@ -1436,22 +1239,7 @@
           <w:color w:val="282C34"/>
           <w:sz w:val="21"/>
         </w:rPr>
-        <w:t>Connections from the linear backbone trunk to an individual ECU must be kept as short as physically possible (</w:t>
-      </w:r>
-      <w:r>
-        <w:rPr>
-          <w:i/>
-          <w:color w:val="145AA0"/>
-          <w:sz w:val="21"/>
-        </w:rPr>
-        <w:t>&lt; 0.3\,meters</w:t>
-      </w:r>
-      <w:r>
-        <w:rPr>
-          <w:color w:val="282C34"/>
-          <w:sz w:val="21"/>
-        </w:rPr>
-        <w:t>) to prevent transmission line stub reflections.</w:t>
+        <w:t>Connections from the linear backbone trunk to an individual ECU must be kept as short as physically possible (&lt; 0.3 meters) to prevent transmission line stub reflections.</w:t>
       </w:r>
     </w:p>
     <w:sectPr>
